--- a/lab_meeting/2026.10.15_교수님 회의자료_수정.docx
+++ b/lab_meeting/2026.10.15_교수님 회의자료_수정.docx
@@ -18756,142 +18756,6 @@
           </w:p>
         </w:tc>
       </w:tr>
-      <w:tr>
-        <w:trPr>
-          <w:cantSplit/>
-          <w:jc w:val="center"/>
-        </w:trPr>
-        <w:tc>
-          <w:tcPr>
-            <w:tcW w:w="2300" w:type="dxa"/>
-            <w:shd w:val="clear" w:color="auto" w:fill="EEF5FA"/>
-            <w:tcMar>
-              <w:top w:w="80" w:type="dxa"/>
-              <w:left w:w="110" w:type="dxa"/>
-              <w:bottom w:w="80" w:type="dxa"/>
-              <w:right w:w="110" w:type="dxa"/>
-            </w:tcMar>
-            <w:vAlign w:val="center"/>
-          </w:tcPr>
-          <w:p>
-            <w:pPr>
-              <w:spacing w:after="20" w:line="252" w:lineRule="auto"/>
-              <w:jc w:val="center"/>
-            </w:pPr>
-            <w:r>
-              <w:rPr>
-                <w:b/>
-                <w:color w:val="1F4E79"/>
-                <w:sz w:val="17"/>
-                <w:szCs w:val="17"/>
-                <w:lang w:eastAsia="ko-KR"/>
-              </w:rPr>
-              <w:t xml:space="preserve">근거 사용 원칙</w:t>
-            </w:r>
-          </w:p>
-        </w:tc>
-        <w:tc>
-          <w:tcPr>
-            <w:tcW w:w="2900" w:type="dxa"/>
-            <w:tcMar>
-              <w:top w:w="80" w:type="dxa"/>
-              <w:left w:w="110" w:type="dxa"/>
-              <w:bottom w:w="80" w:type="dxa"/>
-              <w:right w:w="110" w:type="dxa"/>
-            </w:tcMar>
-            <w:vAlign w:val="center"/>
-          </w:tcPr>
-          <w:p>
-            <w:pPr>
-              <w:spacing w:after="20" w:line="252" w:lineRule="auto"/>
-            </w:pPr>
-            <w:r>
-              <w:rPr>
-                <w:sz w:val="17"/>
-                <w:szCs w:val="17"/>
-                <w:lang w:eastAsia="ko-KR"/>
-              </w:rPr>
-              <w:t xml:space="preserve">LLM이 함께 받는 지시 세 문장</w:t>
-            </w:r>
-          </w:p>
-        </w:tc>
-        <w:tc>
-          <w:tcPr>
-            <w:tcW w:w="2200" w:type="dxa"/>
-            <w:tcMar>
-              <w:top w:w="80" w:type="dxa"/>
-              <w:left w:w="110" w:type="dxa"/>
-              <w:bottom w:w="80" w:type="dxa"/>
-              <w:right w:w="110" w:type="dxa"/>
-            </w:tcMar>
-            <w:vAlign w:val="center"/>
-          </w:tcPr>
-          <w:p>
-            <w:pPr>
-              <w:spacing w:after="20" w:line="252" w:lineRule="auto"/>
-            </w:pPr>
-            <w:r>
-              <w:rPr>
-                <w:sz w:val="17"/>
-                <w:szCs w:val="17"/>
-                <w:lang w:eastAsia="ko-KR"/>
-              </w:rPr>
-              <w:t xml:space="preserve">-</w:t>
-            </w:r>
-          </w:p>
-        </w:tc>
-        <w:tc>
-          <w:tcPr>
-            <w:tcW w:w="2572" w:type="dxa"/>
-            <w:tcMar>
-              <w:top w:w="80" w:type="dxa"/>
-              <w:left w:w="110" w:type="dxa"/>
-              <w:bottom w:w="80" w:type="dxa"/>
-              <w:right w:w="110" w:type="dxa"/>
-            </w:tcMar>
-            <w:vAlign w:val="center"/>
-          </w:tcPr>
-          <w:p>
-            <w:pPr>
-              <w:spacing w:after="20" w:line="252" w:lineRule="auto"/>
-            </w:pPr>
-            <w:r>
-              <w:rPr>
-                <w:sz w:val="17"/>
-                <w:szCs w:val="17"/>
-                <w:lang w:eastAsia="ko-KR"/>
-              </w:rPr>
-              <w:t xml:space="preserve">① 근거만 사실로 쓰고 출처 번호를 붙인다</w:t>
-            </w:r>
-          </w:p>
-          <w:p>
-            <w:pPr>
-              <w:spacing w:after="20" w:line="252" w:lineRule="auto"/>
-            </w:pPr>
-            <w:r>
-              <w:rPr>
-                <w:sz w:val="17"/>
-                <w:szCs w:val="17"/>
-                <w:lang w:eastAsia="ko-KR"/>
-              </w:rPr>
-              <w:t xml:space="preserve">② 비교·해석은 LLM의 판단임을 밝히고 근거를 적는다</w:t>
-            </w:r>
-          </w:p>
-          <w:p>
-            <w:pPr>
-              <w:spacing w:after="20" w:line="252" w:lineRule="auto"/>
-            </w:pPr>
-            <w:r>
-              <w:rPr>
-                <w:sz w:val="17"/>
-                <w:szCs w:val="17"/>
-                <w:lang w:eastAsia="ko-KR"/>
-              </w:rPr>
-              <w:t xml:space="preserve">③ 근거에 없으면 “자료에 없음”이라고 답한다</w:t>
-            </w:r>
-          </w:p>
-        </w:tc>
-      </w:tr>
     </w:tbl>
     <w:p>
       <w:pPr>
@@ -18900,6 +18764,22 @@
           <w:lang w:eastAsia="ko-KR"/>
         </w:rPr>
       </w:pPr>
+    </w:p>
+    <w:p>
+      <w:pPr>
+        <w:spacing w:before="60" w:after="120"/>
+        <w:rPr>
+          <w:lang w:eastAsia="ko-KR"/>
+        </w:rPr>
+      </w:pPr>
+      <w:r>
+        <w:rPr>
+          <w:sz w:val="19"/>
+          <w:szCs w:val="19"/>
+          <w:lang w:eastAsia="ko-KR"/>
+        </w:rPr>
+        <w:t xml:space="preserve">이 구역들과 함께 질문, 그리고 근거 사용 원칙이 LLM에 전달된다. 근거 사용 원칙은 세 문장이다. (1) 근거에 있는 내용만 사실로 쓰고 출처 번호를 붙인다. (2) 비교·해석은 LLM의 판단임을 밝히고 어느 근거에서 나왔는지 적는다. (3) 근거에 없으면 “자료에 없음”이라고 답한다.</w:t>
+      </w:r>
     </w:p>
     <w:p>
       <w:pPr>

--- a/lab_meeting/2026.10.15_교수님 회의자료_수정.docx
+++ b/lab_meeting/2026.10.15_교수님 회의자료_수정.docx
@@ -16231,6 +16231,22 @@
         </w:tc>
       </w:tr>
     </w:tbl>
+    <w:p>
+      <w:pPr>
+        <w:spacing w:before="60" w:after="120"/>
+        <w:rPr>
+          <w:lang w:eastAsia="ko-KR"/>
+        </w:rPr>
+      </w:pPr>
+      <w:r>
+        <w:rPr>
+          <w:sz w:val="19"/>
+          <w:szCs w:val="19"/>
+          <w:lang w:eastAsia="ko-KR"/>
+        </w:rPr>
+        <w:t xml:space="preserve">intent는 질문이 묻는 CQ의 목록이다. 이 질문은 현재 상태(CQ1), 운영기준(CQ5), 과거 상태(CQ2), 운영행위(CQ3), 승인(CQ4), 출처(CQ6)를 모두 묻는다. dam은 대상 댐, period는 시점이며, 질문에 시점이 없어 전체 기간이다. LLM이 질문에서 이 값을 뽑아 넘기면, 근거 검색은 이 값으로 근거를 모은다.</w:t>
+      </w:r>
+    </w:p>
     <w:p>
       <w:pPr>
         <w:spacing w:after="60"/>
